--- a/SKILL-7.docx
+++ b/SKILL-7.docx
@@ -20,29 +20,7 @@
           <w:sz w:val="28"/>
           <w:szCs w:val="28"/>
         </w:rPr>
-        <w:t xml:space="preserve">NAME: GURRALA HAREESH REDDY               ID NO:2400090155                        SEC </w:t>
-      </w:r>
-      <w:proofErr w:type="gramStart"/>
-      <w:r>
-        <w:rPr>
-          <w:b/>
-          <w:bCs/>
-          <w:color w:val="EE0000"/>
-          <w:sz w:val="28"/>
-          <w:szCs w:val="28"/>
-        </w:rPr>
-        <w:t>NO :</w:t>
-      </w:r>
-      <w:proofErr w:type="gramEnd"/>
-      <w:r>
-        <w:rPr>
-          <w:b/>
-          <w:bCs/>
-          <w:color w:val="EE0000"/>
-          <w:sz w:val="28"/>
-          <w:szCs w:val="28"/>
-        </w:rPr>
-        <w:t xml:space="preserve"> 06</w:t>
+        <w:t>NAME: GURRALA HAREESH REDDY               ID NO:2400090155                        SEC NO : 06</w:t>
       </w:r>
     </w:p>
     <w:p>
@@ -128,7 +106,7 @@
     <w:p>
       <w:r>
         <w:pict w14:anchorId="2AEF5A96">
-          <v:rect id="_x0000_i1055" style="width:0;height:1.5pt" o:hralign="center" o:hrstd="t" o:hr="t" fillcolor="#a0a0a0" stroked="f"/>
+          <v:rect id="_x0000_i1025" style="width:0;height:1.5pt" o:hralign="center" o:hrstd="t" o:hr="t" fillcolor="#a0a0a0" stroked="f"/>
         </w:pict>
       </w:r>
     </w:p>
@@ -158,7 +136,7 @@
           <w:szCs w:val="32"/>
         </w:rPr>
       </w:pPr>
-      <w:hyperlink r:id="rId5" w:history="1">
+      <w:hyperlink r:id="rId7" w:history="1">
         <w:r>
           <w:rPr>
             <w:rStyle w:val="Hyperlink"/>
@@ -174,75 +152,31 @@
         <w:ind w:left="720"/>
       </w:pPr>
       <w:r>
-        <w:t xml:space="preserve">&lt;project </w:t>
-      </w:r>
-      <w:proofErr w:type="spellStart"/>
-      <w:r>
-        <w:t>xmlns</w:t>
-      </w:r>
-      <w:proofErr w:type="spellEnd"/>
-      <w:r>
-        <w:t>="http://maven.apache.org/POM/4.0.0"</w:t>
-      </w:r>
-    </w:p>
-    <w:p>
-      <w:pPr>
-        <w:ind w:left="720"/>
-      </w:pPr>
-      <w:r>
-        <w:t xml:space="preserve">         </w:t>
-      </w:r>
-      <w:proofErr w:type="spellStart"/>
-      <w:proofErr w:type="gramStart"/>
-      <w:r>
-        <w:t>xmlns:xsi</w:t>
-      </w:r>
-      <w:proofErr w:type="spellEnd"/>
-      <w:proofErr w:type="gramEnd"/>
-      <w:r>
-        <w:t>="http://www.w3.org/2001/XMLSchema-instance"</w:t>
-      </w:r>
-    </w:p>
-    <w:p>
-      <w:pPr>
-        <w:ind w:left="720"/>
-      </w:pPr>
-      <w:r>
-        <w:t xml:space="preserve">         </w:t>
-      </w:r>
-      <w:proofErr w:type="spellStart"/>
-      <w:proofErr w:type="gramStart"/>
-      <w:r>
-        <w:t>xsi:schemaLocation</w:t>
-      </w:r>
-      <w:proofErr w:type="spellEnd"/>
-      <w:proofErr w:type="gramEnd"/>
-      <w:r>
-        <w:t>="http://maven.apache.org/POM/4.0.0 http://maven.apache.org/xsd/maven-4.0.0.xsd"&gt;</w:t>
-      </w:r>
-    </w:p>
-    <w:p>
-      <w:pPr>
-        <w:ind w:left="720"/>
-      </w:pPr>
-      <w:r>
-        <w:t xml:space="preserve">    &lt;</w:t>
-      </w:r>
-      <w:proofErr w:type="spellStart"/>
-      <w:r>
-        <w:t>modelVersion</w:t>
-      </w:r>
-      <w:proofErr w:type="spellEnd"/>
-      <w:r>
-        <w:t>&gt;4.0.0&lt;/</w:t>
-      </w:r>
-      <w:proofErr w:type="spellStart"/>
-      <w:r>
-        <w:t>modelVersion</w:t>
-      </w:r>
-      <w:proofErr w:type="spellEnd"/>
-      <w:r>
-        <w:t>&gt;</w:t>
+        <w:t>&lt;project xmlns="http://maven.apache.org/POM/4.0.0"</w:t>
+      </w:r>
+    </w:p>
+    <w:p>
+      <w:pPr>
+        <w:ind w:left="720"/>
+      </w:pPr>
+      <w:r>
+        <w:t xml:space="preserve">         xmlns:xsi="http://www.w3.org/2001/XMLSchema-instance"</w:t>
+      </w:r>
+    </w:p>
+    <w:p>
+      <w:pPr>
+        <w:ind w:left="720"/>
+      </w:pPr>
+      <w:r>
+        <w:t xml:space="preserve">         xsi:schemaLocation="http://maven.apache.org/POM/4.0.0 http://maven.apache.org/xsd/maven-4.0.0.xsd"&gt;</w:t>
+      </w:r>
+    </w:p>
+    <w:p>
+      <w:pPr>
+        <w:ind w:left="720"/>
+      </w:pPr>
+      <w:r>
+        <w:t xml:space="preserve">    &lt;modelVersion&gt;4.0.0&lt;/modelVersion&gt;</w:t>
       </w:r>
     </w:p>
     <w:p>
@@ -258,60 +192,15 @@
         <w:ind w:left="720"/>
       </w:pPr>
       <w:r>
-        <w:t xml:space="preserve">        </w:t>
-      </w:r>
-      <w:proofErr w:type="gramStart"/>
-      <w:r>
-        <w:t>&lt;</w:t>
-      </w:r>
-      <w:proofErr w:type="spellStart"/>
-      <w:r>
-        <w:t>groupId</w:t>
-      </w:r>
-      <w:proofErr w:type="spellEnd"/>
-      <w:r>
-        <w:t>&gt;</w:t>
-      </w:r>
-      <w:proofErr w:type="spellStart"/>
-      <w:r>
-        <w:t>org.springframework.boot</w:t>
-      </w:r>
-      <w:proofErr w:type="spellEnd"/>
-      <w:proofErr w:type="gramEnd"/>
-      <w:r>
-        <w:t>&lt;/</w:t>
-      </w:r>
-      <w:proofErr w:type="spellStart"/>
-      <w:r>
-        <w:t>groupId</w:t>
-      </w:r>
-      <w:proofErr w:type="spellEnd"/>
-      <w:r>
-        <w:t>&gt;</w:t>
-      </w:r>
-    </w:p>
-    <w:p>
-      <w:pPr>
-        <w:ind w:left="720"/>
-      </w:pPr>
-      <w:r>
-        <w:t xml:space="preserve">        &lt;</w:t>
-      </w:r>
-      <w:proofErr w:type="spellStart"/>
-      <w:r>
-        <w:t>artifactId</w:t>
-      </w:r>
-      <w:proofErr w:type="spellEnd"/>
-      <w:r>
-        <w:t>&gt;spring-boot-starter-parent&lt;/</w:t>
-      </w:r>
-      <w:proofErr w:type="spellStart"/>
-      <w:r>
-        <w:t>artifactId</w:t>
-      </w:r>
-      <w:proofErr w:type="spellEnd"/>
-      <w:r>
-        <w:t>&gt;</w:t>
+        <w:t xml:space="preserve">        &lt;groupId&gt;org.springframework.boot&lt;/groupId&gt;</w:t>
+      </w:r>
+    </w:p>
+    <w:p>
+      <w:pPr>
+        <w:ind w:left="720"/>
+      </w:pPr>
+      <w:r>
+        <w:t xml:space="preserve">        &lt;artifactId&gt;spring-boot-starter-parent&lt;/artifactId&gt;</w:t>
       </w:r>
     </w:p>
     <w:p>
@@ -335,55 +224,15 @@
         <w:ind w:left="720"/>
       </w:pPr>
       <w:r>
-        <w:t xml:space="preserve">    &lt;</w:t>
-      </w:r>
-      <w:proofErr w:type="spellStart"/>
-      <w:r>
-        <w:t>groupId</w:t>
-      </w:r>
-      <w:proofErr w:type="spellEnd"/>
-      <w:r>
-        <w:t>&gt;</w:t>
-      </w:r>
-      <w:proofErr w:type="spellStart"/>
-      <w:r>
-        <w:t>com.example</w:t>
-      </w:r>
-      <w:proofErr w:type="spellEnd"/>
-      <w:r>
-        <w:t>&lt;/</w:t>
-      </w:r>
-      <w:proofErr w:type="spellStart"/>
-      <w:r>
-        <w:t>groupId</w:t>
-      </w:r>
-      <w:proofErr w:type="spellEnd"/>
-      <w:r>
-        <w:t>&gt;</w:t>
-      </w:r>
-    </w:p>
-    <w:p>
-      <w:pPr>
-        <w:ind w:left="720"/>
-      </w:pPr>
-      <w:r>
-        <w:t xml:space="preserve">    &lt;</w:t>
-      </w:r>
-      <w:proofErr w:type="spellStart"/>
-      <w:r>
-        <w:t>artifactId</w:t>
-      </w:r>
-      <w:proofErr w:type="spellEnd"/>
-      <w:r>
-        <w:t>&gt;skill-7&lt;/</w:t>
-      </w:r>
-      <w:proofErr w:type="spellStart"/>
-      <w:r>
-        <w:t>artifactId</w:t>
-      </w:r>
-      <w:proofErr w:type="spellEnd"/>
-      <w:r>
-        <w:t>&gt;</w:t>
+        <w:t xml:space="preserve">    &lt;groupId&gt;com.example&lt;/groupId&gt;</w:t>
+      </w:r>
+    </w:p>
+    <w:p>
+      <w:pPr>
+        <w:ind w:left="720"/>
+      </w:pPr>
+      <w:r>
+        <w:t xml:space="preserve">    &lt;artifactId&gt;skill-7&lt;/artifactId&gt;</w:t>
       </w:r>
     </w:p>
     <w:p>
@@ -407,27 +256,7 @@
         <w:ind w:left="720"/>
       </w:pPr>
       <w:r>
-        <w:t xml:space="preserve">        &lt;</w:t>
-      </w:r>
-      <w:proofErr w:type="spellStart"/>
-      <w:proofErr w:type="gramStart"/>
-      <w:r>
-        <w:t>java.version</w:t>
-      </w:r>
-      <w:proofErr w:type="spellEnd"/>
-      <w:proofErr w:type="gramEnd"/>
-      <w:r>
-        <w:t>&gt;17&lt;/</w:t>
-      </w:r>
-      <w:proofErr w:type="spellStart"/>
-      <w:proofErr w:type="gramStart"/>
-      <w:r>
-        <w:t>java.version</w:t>
-      </w:r>
-      <w:proofErr w:type="spellEnd"/>
-      <w:proofErr w:type="gramEnd"/>
-      <w:r>
-        <w:t>&gt;</w:t>
+        <w:t xml:space="preserve">        &lt;java.version&gt;17&lt;/java.version&gt;</w:t>
       </w:r>
     </w:p>
     <w:p>
@@ -459,60 +288,15 @@
         <w:ind w:left="720"/>
       </w:pPr>
       <w:r>
-        <w:t xml:space="preserve">            </w:t>
-      </w:r>
-      <w:proofErr w:type="gramStart"/>
-      <w:r>
-        <w:t>&lt;</w:t>
-      </w:r>
-      <w:proofErr w:type="spellStart"/>
-      <w:r>
-        <w:t>groupId</w:t>
-      </w:r>
-      <w:proofErr w:type="spellEnd"/>
-      <w:r>
-        <w:t>&gt;</w:t>
-      </w:r>
-      <w:proofErr w:type="spellStart"/>
-      <w:r>
-        <w:t>org.springframework.boot</w:t>
-      </w:r>
-      <w:proofErr w:type="spellEnd"/>
-      <w:proofErr w:type="gramEnd"/>
-      <w:r>
-        <w:t>&lt;/</w:t>
-      </w:r>
-      <w:proofErr w:type="spellStart"/>
-      <w:r>
-        <w:t>groupId</w:t>
-      </w:r>
-      <w:proofErr w:type="spellEnd"/>
-      <w:r>
-        <w:t>&gt;</w:t>
-      </w:r>
-    </w:p>
-    <w:p>
-      <w:pPr>
-        <w:ind w:left="720"/>
-      </w:pPr>
-      <w:r>
-        <w:t xml:space="preserve">            &lt;</w:t>
-      </w:r>
-      <w:proofErr w:type="spellStart"/>
-      <w:r>
-        <w:t>artifactId</w:t>
-      </w:r>
-      <w:proofErr w:type="spellEnd"/>
-      <w:r>
-        <w:t>&gt;spring-boot-starter-web&lt;/</w:t>
-      </w:r>
-      <w:proofErr w:type="spellStart"/>
-      <w:r>
-        <w:t>artifactId</w:t>
-      </w:r>
-      <w:proofErr w:type="spellEnd"/>
-      <w:r>
-        <w:t>&gt;</w:t>
+        <w:t xml:space="preserve">            &lt;groupId&gt;org.springframework.boot&lt;/groupId&gt;</w:t>
+      </w:r>
+    </w:p>
+    <w:p>
+      <w:pPr>
+        <w:ind w:left="720"/>
+      </w:pPr>
+      <w:r>
+        <w:t xml:space="preserve">            &lt;artifactId&gt;spring-boot-starter-web&lt;/artifactId&gt;</w:t>
       </w:r>
     </w:p>
     <w:p>
@@ -536,6 +320,7 @@
         <w:ind w:left="720"/>
       </w:pPr>
       <w:r>
+        <w:lastRenderedPageBreak/>
         <w:t xml:space="preserve">    &lt;build&gt;</w:t>
       </w:r>
     </w:p>
@@ -560,61 +345,15 @@
         <w:ind w:left="720"/>
       </w:pPr>
       <w:r>
-        <w:t xml:space="preserve">                </w:t>
-      </w:r>
-      <w:proofErr w:type="gramStart"/>
-      <w:r>
-        <w:t>&lt;</w:t>
-      </w:r>
-      <w:proofErr w:type="spellStart"/>
-      <w:r>
-        <w:t>groupId</w:t>
-      </w:r>
-      <w:proofErr w:type="spellEnd"/>
-      <w:r>
-        <w:t>&gt;</w:t>
-      </w:r>
-      <w:proofErr w:type="spellStart"/>
-      <w:r>
-        <w:t>org.springframework.boot</w:t>
-      </w:r>
-      <w:proofErr w:type="spellEnd"/>
-      <w:proofErr w:type="gramEnd"/>
-      <w:r>
-        <w:t>&lt;/</w:t>
-      </w:r>
-      <w:proofErr w:type="spellStart"/>
-      <w:r>
-        <w:t>groupId</w:t>
-      </w:r>
-      <w:proofErr w:type="spellEnd"/>
-      <w:r>
-        <w:t>&gt;</w:t>
-      </w:r>
-    </w:p>
-    <w:p>
-      <w:pPr>
-        <w:ind w:left="720"/>
-      </w:pPr>
-      <w:r>
-        <w:lastRenderedPageBreak/>
-        <w:t xml:space="preserve">                &lt;</w:t>
-      </w:r>
-      <w:proofErr w:type="spellStart"/>
-      <w:r>
-        <w:t>artifactId</w:t>
-      </w:r>
-      <w:proofErr w:type="spellEnd"/>
-      <w:r>
-        <w:t>&gt;spring-boot-maven-plugin&lt;/</w:t>
-      </w:r>
-      <w:proofErr w:type="spellStart"/>
-      <w:r>
-        <w:t>artifactId</w:t>
-      </w:r>
-      <w:proofErr w:type="spellEnd"/>
-      <w:r>
-        <w:t>&gt;</w:t>
+        <w:t xml:space="preserve">                &lt;groupId&gt;org.springframework.boot&lt;/groupId&gt;</w:t>
+      </w:r>
+    </w:p>
+    <w:p>
+      <w:pPr>
+        <w:ind w:left="720"/>
+      </w:pPr>
+      <w:r>
+        <w:t xml:space="preserve">                &lt;artifactId&gt;spring-boot-maven-plugin&lt;/artifactId&gt;</w:t>
       </w:r>
     </w:p>
     <w:p>
@@ -671,38 +410,20 @@
         <w:ind w:left="720"/>
       </w:pPr>
       <w:r>
-        <w:t>package com.</w:t>
-      </w:r>
-      <w:proofErr w:type="gramStart"/>
-      <w:r>
-        <w:t>example.skill7.model</w:t>
-      </w:r>
-      <w:proofErr w:type="gramEnd"/>
-      <w:r>
-        <w:t>;</w:t>
-      </w:r>
-    </w:p>
-    <w:p>
-      <w:pPr>
-        <w:ind w:left="720"/>
-      </w:pPr>
-    </w:p>
-    <w:p>
-      <w:pPr>
-        <w:ind w:left="720"/>
-      </w:pPr>
-      <w:r>
-        <w:t xml:space="preserve">import </w:t>
-      </w:r>
-      <w:proofErr w:type="spellStart"/>
-      <w:proofErr w:type="gramStart"/>
-      <w:r>
-        <w:t>java.io.Serializable</w:t>
-      </w:r>
-      <w:proofErr w:type="spellEnd"/>
-      <w:proofErr w:type="gramEnd"/>
-      <w:r>
-        <w:t>;</w:t>
+        <w:t>package com.example.skill7.model;</w:t>
+      </w:r>
+    </w:p>
+    <w:p>
+      <w:pPr>
+        <w:ind w:left="720"/>
+      </w:pPr>
+    </w:p>
+    <w:p>
+      <w:pPr>
+        <w:ind w:left="720"/>
+      </w:pPr>
+      <w:r>
+        <w:t>import java.io.Serializable;</w:t>
       </w:r>
     </w:p>
     <w:p>
@@ -723,15 +444,7 @@
         <w:ind w:left="720"/>
       </w:pPr>
       <w:r>
-        <w:t xml:space="preserve">    private int </w:t>
-      </w:r>
-      <w:proofErr w:type="spellStart"/>
-      <w:r>
-        <w:t>courseId</w:t>
-      </w:r>
-      <w:proofErr w:type="spellEnd"/>
-      <w:r>
-        <w:t>;</w:t>
+        <w:t xml:space="preserve">    private int courseId;</w:t>
       </w:r>
     </w:p>
     <w:p>
@@ -768,15 +481,7 @@
         <w:ind w:left="720"/>
       </w:pPr>
       <w:r>
-        <w:t xml:space="preserve">    public </w:t>
-      </w:r>
-      <w:proofErr w:type="gramStart"/>
-      <w:r>
-        <w:t>Course(</w:t>
-      </w:r>
-      <w:proofErr w:type="gramEnd"/>
-      <w:r>
-        <w:t>) {}</w:t>
+        <w:t xml:space="preserve">    public Course() {}</w:t>
       </w:r>
     </w:p>
     <w:p>
@@ -817,144 +522,65 @@
         <w:ind w:left="720"/>
       </w:pPr>
       <w:r>
-        <w:t>package com.</w:t>
-      </w:r>
-      <w:proofErr w:type="gramStart"/>
-      <w:r>
-        <w:t>example.skill7.service</w:t>
-      </w:r>
-      <w:proofErr w:type="gramEnd"/>
-      <w:r>
-        <w:t>;</w:t>
-      </w:r>
-    </w:p>
-    <w:p>
-      <w:pPr>
-        <w:ind w:left="720"/>
-      </w:pPr>
-    </w:p>
-    <w:p>
-      <w:pPr>
-        <w:ind w:left="720"/>
-      </w:pPr>
-      <w:r>
-        <w:t>import com.</w:t>
-      </w:r>
-      <w:proofErr w:type="gramStart"/>
-      <w:r>
-        <w:t>example.skill7.model</w:t>
-      </w:r>
-      <w:proofErr w:type="gramEnd"/>
-      <w:r>
-        <w:t>.Course;</w:t>
-      </w:r>
-    </w:p>
-    <w:p>
-      <w:pPr>
-        <w:ind w:left="720"/>
-      </w:pPr>
-      <w:r>
-        <w:t xml:space="preserve">import </w:t>
-      </w:r>
-      <w:proofErr w:type="spellStart"/>
-      <w:r>
-        <w:t>java.util</w:t>
-      </w:r>
-      <w:proofErr w:type="spellEnd"/>
-      <w:r>
-        <w:t>.*;</w:t>
-      </w:r>
-    </w:p>
-    <w:p>
-      <w:pPr>
-        <w:ind w:left="720"/>
-      </w:pPr>
-    </w:p>
-    <w:p>
-      <w:pPr>
-        <w:ind w:left="720"/>
-      </w:pPr>
-      <w:r>
-        <w:t xml:space="preserve">public class </w:t>
-      </w:r>
-      <w:proofErr w:type="spellStart"/>
-      <w:r>
-        <w:t>CourseService</w:t>
-      </w:r>
-      <w:proofErr w:type="spellEnd"/>
-      <w:r>
-        <w:t xml:space="preserve"> {</w:t>
-      </w:r>
-    </w:p>
-    <w:p>
-      <w:pPr>
-        <w:ind w:left="720"/>
-      </w:pPr>
-      <w:r>
-        <w:t xml:space="preserve">    private final List&lt;Course&gt; </w:t>
-      </w:r>
-      <w:proofErr w:type="spellStart"/>
-      <w:r>
-        <w:t>courseList</w:t>
-      </w:r>
-      <w:proofErr w:type="spellEnd"/>
-      <w:r>
-        <w:t xml:space="preserve"> = new </w:t>
-      </w:r>
-      <w:proofErr w:type="spellStart"/>
-      <w:r>
-        <w:t>ArrayList</w:t>
-      </w:r>
-      <w:proofErr w:type="spellEnd"/>
-      <w:r>
-        <w:t>&lt;</w:t>
-      </w:r>
-      <w:proofErr w:type="gramStart"/>
-      <w:r>
-        <w:t>&gt;(</w:t>
-      </w:r>
-      <w:proofErr w:type="gramEnd"/>
-      <w:r>
-        <w:t>);</w:t>
-      </w:r>
-    </w:p>
-    <w:p>
-      <w:pPr>
-        <w:ind w:left="720"/>
-      </w:pPr>
-      <w:r>
-        <w:t xml:space="preserve">    // add, </w:t>
-      </w:r>
-      <w:proofErr w:type="spellStart"/>
-      <w:r>
-        <w:t>getAll</w:t>
-      </w:r>
-      <w:proofErr w:type="spellEnd"/>
-      <w:r>
-        <w:t xml:space="preserve">, </w:t>
-      </w:r>
-      <w:proofErr w:type="spellStart"/>
-      <w:r>
-        <w:t>getById</w:t>
-      </w:r>
-      <w:proofErr w:type="spellEnd"/>
-      <w:r>
-        <w:t xml:space="preserve">, update, delete, </w:t>
-      </w:r>
-      <w:proofErr w:type="spellStart"/>
-      <w:r>
-        <w:t>searchByTitle</w:t>
-      </w:r>
-      <w:proofErr w:type="spellEnd"/>
-      <w:r>
-        <w:t xml:space="preserve"> methods</w:t>
-      </w:r>
-    </w:p>
-    <w:p>
-      <w:pPr>
-        <w:ind w:left="720"/>
-      </w:pPr>
-      <w:r>
+        <w:t>package com.example.skill7.service;</w:t>
+      </w:r>
+    </w:p>
+    <w:p>
+      <w:pPr>
+        <w:ind w:left="720"/>
+      </w:pPr>
+    </w:p>
+    <w:p>
+      <w:pPr>
+        <w:ind w:left="720"/>
+      </w:pPr>
+      <w:r>
+        <w:t>import com.example.skill7.model.Course;</w:t>
+      </w:r>
+    </w:p>
+    <w:p>
+      <w:pPr>
+        <w:ind w:left="720"/>
+      </w:pPr>
+      <w:r>
+        <w:t>import java.util.*;</w:t>
+      </w:r>
+    </w:p>
+    <w:p>
+      <w:pPr>
+        <w:ind w:left="720"/>
+      </w:pPr>
+    </w:p>
+    <w:p>
+      <w:pPr>
+        <w:ind w:left="720"/>
+      </w:pPr>
+      <w:r>
+        <w:t>public class CourseService {</w:t>
+      </w:r>
+    </w:p>
+    <w:p>
+      <w:pPr>
+        <w:ind w:left="720"/>
+      </w:pPr>
+      <w:r>
+        <w:t xml:space="preserve">    private final List&lt;Course&gt; courseList = new ArrayList&lt;&gt;();</w:t>
+      </w:r>
+    </w:p>
+    <w:p>
+      <w:pPr>
+        <w:ind w:left="720"/>
+      </w:pPr>
+      <w:r>
+        <w:t xml:space="preserve">    // add, getAll, getById, update, delete, searchByTitle methods</w:t>
+      </w:r>
+    </w:p>
+    <w:p>
+      <w:pPr>
+        <w:ind w:left="720"/>
+      </w:pPr>
+      <w:r>
+        <w:lastRenderedPageBreak/>
         <w:t>}</w:t>
       </w:r>
     </w:p>
@@ -965,7 +591,7 @@
           <w:szCs w:val="32"/>
         </w:rPr>
       </w:pPr>
-      <w:hyperlink r:id="rId6" w:history="1">
+      <w:hyperlink r:id="rId8" w:history="1">
         <w:r>
           <w:rPr>
             <w:rStyle w:val="Hyperlink"/>
@@ -981,110 +607,44 @@
         <w:ind w:left="720"/>
       </w:pPr>
       <w:r>
-        <w:t>package com.</w:t>
-      </w:r>
-      <w:proofErr w:type="gramStart"/>
-      <w:r>
-        <w:t>example.skill7.controller</w:t>
-      </w:r>
-      <w:proofErr w:type="gramEnd"/>
-      <w:r>
-        <w:t>;</w:t>
-      </w:r>
-    </w:p>
-    <w:p>
-      <w:pPr>
-        <w:ind w:left="720"/>
-      </w:pPr>
-    </w:p>
-    <w:p>
-      <w:pPr>
-        <w:ind w:left="720"/>
-      </w:pPr>
-      <w:r>
-        <w:t>import com.</w:t>
-      </w:r>
-      <w:proofErr w:type="gramStart"/>
-      <w:r>
-        <w:t>example.skill7.model</w:t>
-      </w:r>
-      <w:proofErr w:type="gramEnd"/>
-      <w:r>
-        <w:t>.Course;</w:t>
-      </w:r>
-    </w:p>
-    <w:p>
-      <w:pPr>
-        <w:ind w:left="720"/>
-      </w:pPr>
-      <w:r>
-        <w:t>import com.</w:t>
-      </w:r>
-      <w:proofErr w:type="gramStart"/>
-      <w:r>
-        <w:t>example.skill7.service</w:t>
-      </w:r>
-      <w:proofErr w:type="gramEnd"/>
-      <w:r>
-        <w:t>.CourseService;</w:t>
-      </w:r>
-    </w:p>
-    <w:p>
-      <w:pPr>
-        <w:ind w:left="720"/>
-      </w:pPr>
-      <w:r>
-        <w:t xml:space="preserve">import </w:t>
-      </w:r>
-      <w:proofErr w:type="spellStart"/>
-      <w:proofErr w:type="gramStart"/>
-      <w:r>
-        <w:t>org.springframework.web.bind</w:t>
-      </w:r>
-      <w:proofErr w:type="gramEnd"/>
-      <w:r>
-        <w:t>.</w:t>
-      </w:r>
-      <w:proofErr w:type="gramStart"/>
-      <w:r>
-        <w:t>annotation</w:t>
-      </w:r>
-      <w:proofErr w:type="spellEnd"/>
-      <w:r>
-        <w:t>.*</w:t>
-      </w:r>
-      <w:proofErr w:type="gramEnd"/>
-      <w:r>
-        <w:t>;</w:t>
-      </w:r>
-    </w:p>
-    <w:p>
-      <w:pPr>
-        <w:ind w:left="720"/>
-      </w:pPr>
-      <w:r>
-        <w:t xml:space="preserve">import </w:t>
-      </w:r>
-      <w:proofErr w:type="spellStart"/>
-      <w:proofErr w:type="gramStart"/>
-      <w:r>
-        <w:t>org.springframework</w:t>
-      </w:r>
-      <w:proofErr w:type="gramEnd"/>
-      <w:r>
-        <w:t>.</w:t>
-      </w:r>
-      <w:proofErr w:type="gramStart"/>
-      <w:r>
-        <w:t>http</w:t>
-      </w:r>
-      <w:proofErr w:type="spellEnd"/>
-      <w:r>
-        <w:t>.*</w:t>
-      </w:r>
-      <w:proofErr w:type="gramEnd"/>
-      <w:r>
-        <w:t>;</w:t>
+        <w:t>package com.example.skill7.controller;</w:t>
+      </w:r>
+    </w:p>
+    <w:p>
+      <w:pPr>
+        <w:ind w:left="720"/>
+      </w:pPr>
+    </w:p>
+    <w:p>
+      <w:pPr>
+        <w:ind w:left="720"/>
+      </w:pPr>
+      <w:r>
+        <w:t>import com.example.skill7.model.Course;</w:t>
+      </w:r>
+    </w:p>
+    <w:p>
+      <w:pPr>
+        <w:ind w:left="720"/>
+      </w:pPr>
+      <w:r>
+        <w:t>import com.example.skill7.service.CourseService;</w:t>
+      </w:r>
+    </w:p>
+    <w:p>
+      <w:pPr>
+        <w:ind w:left="720"/>
+      </w:pPr>
+      <w:r>
+        <w:t>import org.springframework.web.bind.annotation.*;</w:t>
+      </w:r>
+    </w:p>
+    <w:p>
+      <w:pPr>
+        <w:ind w:left="720"/>
+      </w:pPr>
+      <w:r>
+        <w:t>import org.springframework.http.*;</w:t>
       </w:r>
     </w:p>
     <w:p>
@@ -1113,31 +673,15 @@
         <w:ind w:left="720"/>
       </w:pPr>
       <w:r>
-        <w:t xml:space="preserve">public class </w:t>
-      </w:r>
-      <w:proofErr w:type="spellStart"/>
-      <w:r>
-        <w:t>CourseController</w:t>
-      </w:r>
-      <w:proofErr w:type="spellEnd"/>
-      <w:r>
-        <w:t xml:space="preserve"> {</w:t>
-      </w:r>
-    </w:p>
-    <w:p>
-      <w:pPr>
-        <w:ind w:left="720"/>
-      </w:pPr>
-      <w:r>
-        <w:t xml:space="preserve">    // POST /courses, GET /courses, GET /courses/{id}, PUT /courses/{id}, DELETE /courses/{id}, GET /courses/</w:t>
-      </w:r>
-      <w:proofErr w:type="spellStart"/>
-      <w:r>
-        <w:t>search?keyword</w:t>
-      </w:r>
-      <w:proofErr w:type="spellEnd"/>
-      <w:r>
-        <w:t>=</w:t>
+        <w:t>public class CourseController {</w:t>
+      </w:r>
+    </w:p>
+    <w:p>
+      <w:pPr>
+        <w:ind w:left="720"/>
+      </w:pPr>
+      <w:r>
+        <w:t xml:space="preserve">    // POST /courses, GET /courses, GET /courses/{id}, PUT /courses/{id}, DELETE /courses/{id}, GET /courses/search?keyword=</w:t>
       </w:r>
     </w:p>
     <w:p>
@@ -1170,75 +714,28 @@
         <w:ind w:left="720"/>
       </w:pPr>
       <w:r>
-        <w:t>package com.</w:t>
-      </w:r>
-      <w:proofErr w:type="gramStart"/>
-      <w:r>
-        <w:t>example.skill</w:t>
-      </w:r>
-      <w:proofErr w:type="gramEnd"/>
-      <w:r>
-        <w:t>7;</w:t>
-      </w:r>
-    </w:p>
-    <w:p>
-      <w:pPr>
-        <w:ind w:left="720"/>
-      </w:pPr>
-    </w:p>
-    <w:p>
-      <w:pPr>
-        <w:ind w:left="720"/>
-      </w:pPr>
-      <w:r>
-        <w:t xml:space="preserve">import </w:t>
-      </w:r>
-      <w:proofErr w:type="spellStart"/>
-      <w:proofErr w:type="gramStart"/>
-      <w:r>
-        <w:t>org.springframework</w:t>
-      </w:r>
-      <w:proofErr w:type="gramEnd"/>
-      <w:r>
-        <w:t>.</w:t>
-      </w:r>
-      <w:proofErr w:type="gramStart"/>
-      <w:r>
-        <w:t>boot.SpringApplication</w:t>
-      </w:r>
-      <w:proofErr w:type="spellEnd"/>
-      <w:proofErr w:type="gramEnd"/>
-      <w:r>
-        <w:t>;</w:t>
-      </w:r>
-    </w:p>
-    <w:p>
-      <w:pPr>
-        <w:ind w:left="720"/>
-      </w:pPr>
-      <w:r>
-        <w:t xml:space="preserve">import </w:t>
-      </w:r>
-      <w:proofErr w:type="spellStart"/>
-      <w:proofErr w:type="gramStart"/>
-      <w:r>
-        <w:t>org.springframework</w:t>
-      </w:r>
-      <w:proofErr w:type="gramEnd"/>
-      <w:r>
-        <w:t>.</w:t>
-      </w:r>
-      <w:proofErr w:type="gramStart"/>
-      <w:r>
-        <w:t>boot.autoconfigure</w:t>
-      </w:r>
-      <w:proofErr w:type="gramEnd"/>
-      <w:r>
-        <w:t>.SpringBootApplication</w:t>
-      </w:r>
-      <w:proofErr w:type="spellEnd"/>
-      <w:r>
-        <w:t>;</w:t>
+        <w:t>package com.example.skill7;</w:t>
+      </w:r>
+    </w:p>
+    <w:p>
+      <w:pPr>
+        <w:ind w:left="720"/>
+      </w:pPr>
+    </w:p>
+    <w:p>
+      <w:pPr>
+        <w:ind w:left="720"/>
+      </w:pPr>
+      <w:r>
+        <w:t>import org.springframework.boot.SpringApplication;</w:t>
+      </w:r>
+    </w:p>
+    <w:p>
+      <w:pPr>
+        <w:ind w:left="720"/>
+      </w:pPr>
+      <w:r>
+        <w:t>import org.springframework.boot.autoconfigure.SpringBootApplication;</w:t>
       </w:r>
     </w:p>
     <w:p>
@@ -1267,52 +764,15 @@
         <w:ind w:left="720"/>
       </w:pPr>
       <w:r>
-        <w:t xml:space="preserve">    public static void </w:t>
-      </w:r>
-      <w:proofErr w:type="gramStart"/>
-      <w:r>
-        <w:t>main(String[</w:t>
-      </w:r>
-      <w:proofErr w:type="gramEnd"/>
-      <w:r>
-        <w:t xml:space="preserve">] </w:t>
-      </w:r>
-      <w:proofErr w:type="spellStart"/>
-      <w:r>
-        <w:t>args</w:t>
-      </w:r>
-      <w:proofErr w:type="spellEnd"/>
-      <w:r>
-        <w:t>) {</w:t>
-      </w:r>
-    </w:p>
-    <w:p>
-      <w:pPr>
-        <w:ind w:left="720"/>
-      </w:pPr>
-      <w:r>
-        <w:t xml:space="preserve">        </w:t>
-      </w:r>
-      <w:proofErr w:type="spellStart"/>
-      <w:proofErr w:type="gramStart"/>
-      <w:r>
-        <w:t>SpringApplication.run</w:t>
-      </w:r>
-      <w:proofErr w:type="spellEnd"/>
-      <w:r>
-        <w:t>(</w:t>
-      </w:r>
-      <w:proofErr w:type="gramEnd"/>
-      <w:r>
-        <w:t xml:space="preserve">Skill7Application.class, </w:t>
-      </w:r>
-      <w:proofErr w:type="spellStart"/>
-      <w:r>
-        <w:t>args</w:t>
-      </w:r>
-      <w:proofErr w:type="spellEnd"/>
-      <w:r>
-        <w:t>);</w:t>
+        <w:t xml:space="preserve">    public static void main(String[] args) {</w:t>
+      </w:r>
+    </w:p>
+    <w:p>
+      <w:pPr>
+        <w:ind w:left="720"/>
+      </w:pPr>
+      <w:r>
+        <w:t xml:space="preserve">        SpringApplication.run(Skill7Application.class, args);</w:t>
       </w:r>
     </w:p>
     <w:p>
@@ -1332,8 +792,6 @@
       </w:r>
     </w:p>
     <w:p>
-      <w:proofErr w:type="spellStart"/>
-      <w:proofErr w:type="gramStart"/>
       <w:r>
         <w:rPr>
           <w:b/>
@@ -1341,28 +799,19 @@
         </w:rPr>
         <w:t>application.properties</w:t>
       </w:r>
-      <w:proofErr w:type="spellEnd"/>
-      <w:proofErr w:type="gramEnd"/>
-    </w:p>
-    <w:p>
-      <w:pPr>
-        <w:ind w:left="720"/>
-      </w:pPr>
-      <w:proofErr w:type="spellStart"/>
-      <w:proofErr w:type="gramStart"/>
-      <w:r>
-        <w:t>server.port</w:t>
-      </w:r>
-      <w:proofErr w:type="spellEnd"/>
-      <w:proofErr w:type="gramEnd"/>
-      <w:r>
-        <w:t>=8082</w:t>
+    </w:p>
+    <w:p>
+      <w:pPr>
+        <w:ind w:left="720"/>
+      </w:pPr>
+      <w:r>
+        <w:t>server.port=8082</w:t>
       </w:r>
     </w:p>
     <w:p>
       <w:r>
         <w:pict w14:anchorId="3B72F3D3">
-          <v:rect id="_x0000_i1056" style="width:0;height:1.5pt" o:hralign="center" o:hrstd="t" o:hr="t" fillcolor="#a0a0a0" stroked="f"/>
+          <v:rect id="_x0000_i1026" style="width:0;height:1.5pt" o:hralign="center" o:hrstd="t" o:hr="t" fillcolor="#a0a0a0" stroked="f"/>
         </w:pict>
       </w:r>
     </w:p>
@@ -1391,13 +840,8 @@
       <w:pPr>
         <w:ind w:left="720"/>
       </w:pPr>
-      <w:proofErr w:type="spellStart"/>
-      <w:r>
-        <w:t>mvn</w:t>
-      </w:r>
-      <w:proofErr w:type="spellEnd"/>
-      <w:r>
-        <w:t xml:space="preserve"> clean install</w:t>
+      <w:r>
+        <w:t>mvn clean install</w:t>
       </w:r>
     </w:p>
     <w:p>
@@ -1408,6 +852,7 @@
           <w:sz w:val="28"/>
           <w:szCs w:val="28"/>
         </w:rPr>
+        <w:lastRenderedPageBreak/>
         <w:t>Run</w:t>
       </w:r>
       <w:r>
@@ -1419,29 +864,14 @@
       <w:pPr>
         <w:ind w:left="720"/>
       </w:pPr>
-      <w:proofErr w:type="spellStart"/>
-      <w:r>
-        <w:t>mvn</w:t>
-      </w:r>
-      <w:proofErr w:type="spellEnd"/>
-      <w:r>
-        <w:t xml:space="preserve"> </w:t>
-      </w:r>
-      <w:proofErr w:type="spellStart"/>
-      <w:r>
-        <w:t>spring-</w:t>
-      </w:r>
-      <w:proofErr w:type="gramStart"/>
-      <w:r>
-        <w:t>boot:run</w:t>
-      </w:r>
-      <w:proofErr w:type="spellEnd"/>
-      <w:proofErr w:type="gramEnd"/>
+      <w:r>
+        <w:t>mvn spring-boot:run</w:t>
+      </w:r>
     </w:p>
     <w:p>
       <w:r>
         <w:pict w14:anchorId="4400BC7F">
-          <v:rect id="_x0000_i1057" style="width:0;height:1.5pt" o:hralign="center" o:hrstd="t" o:hr="t" fillcolor="#a0a0a0" stroked="f"/>
+          <v:rect id="_x0000_i1027" style="width:0;height:1.5pt" o:hralign="center" o:hrstd="t" o:hr="t" fillcolor="#a0a0a0" stroked="f"/>
         </w:pict>
       </w:r>
     </w:p>
@@ -1544,15 +974,7 @@
         </w:numPr>
       </w:pPr>
       <w:r>
-        <w:t>GET /courses/</w:t>
-      </w:r>
-      <w:proofErr w:type="spellStart"/>
-      <w:r>
-        <w:t>search?keyword</w:t>
-      </w:r>
-      <w:proofErr w:type="spellEnd"/>
-      <w:r>
-        <w:t>=Spring</w:t>
+        <w:t>GET /courses/search?keyword=Spring</w:t>
       </w:r>
       <w:r>
         <w:t> </w:t>
@@ -1600,9 +1022,8 @@
     </w:p>
     <w:p>
       <w:r>
-        <w:lastRenderedPageBreak/>
         <w:pict w14:anchorId="6B4C1B9E">
-          <v:rect id="_x0000_i1058" style="width:0;height:1.5pt" o:hralign="center" o:hrstd="t" o:hr="t" fillcolor="#a0a0a0" stroked="f"/>
+          <v:rect id="_x0000_i1028" style="width:0;height:1.5pt" o:hralign="center" o:hrstd="t" o:hr="t" fillcolor="#a0a0a0" stroked="f"/>
         </w:pict>
       </w:r>
     </w:p>
@@ -1642,15 +1063,7 @@
         </w:numPr>
       </w:pPr>
       <w:r>
-        <w:t xml:space="preserve">Course entity with fields: </w:t>
-      </w:r>
-      <w:proofErr w:type="spellStart"/>
-      <w:r>
-        <w:t>courseId</w:t>
-      </w:r>
-      <w:proofErr w:type="spellEnd"/>
-      <w:r>
-        <w:t>, title, duration, fee.</w:t>
+        <w:t>Course entity with fields: courseId, title, duration, fee.</w:t>
       </w:r>
     </w:p>
     <w:p>
@@ -1672,15 +1085,7 @@
         </w:numPr>
       </w:pPr>
       <w:r>
-        <w:t xml:space="preserve">Controller layer with REST endpoints, </w:t>
-      </w:r>
-      <w:proofErr w:type="spellStart"/>
-      <w:r>
-        <w:t>ResponseEntity</w:t>
-      </w:r>
-      <w:proofErr w:type="spellEnd"/>
-      <w:r>
-        <w:t>, and robust error handling.</w:t>
+        <w:t>Controller layer with REST endpoints, ResponseEntity, and robust error handling.</w:t>
       </w:r>
     </w:p>
     <w:p>
@@ -1690,15 +1095,8 @@
           <w:numId w:val="10"/>
         </w:numPr>
       </w:pPr>
-      <w:proofErr w:type="spellStart"/>
-      <w:proofErr w:type="gramStart"/>
-      <w:r>
-        <w:t>application.properties</w:t>
-      </w:r>
-      <w:proofErr w:type="spellEnd"/>
-      <w:proofErr w:type="gramEnd"/>
-      <w:r>
-        <w:t xml:space="preserve"> for custom port.</w:t>
+      <w:r>
+        <w:t>application.properties for custom port.</w:t>
       </w:r>
     </w:p>
     <w:p>
@@ -1715,7 +1113,7 @@
     <w:p>
       <w:r>
         <w:pict w14:anchorId="61CC612D">
-          <v:rect id="_x0000_i1059" style="width:0;height:1.5pt" o:hralign="center" o:hrstd="t" o:hr="t" fillcolor="#a0a0a0" stroked="f"/>
+          <v:rect id="_x0000_i1029" style="width:0;height:1.5pt" o:hralign="center" o:hrstd="t" o:hr="t" fillcolor="#a0a0a0" stroked="f"/>
         </w:pict>
       </w:r>
     </w:p>
@@ -1772,7 +1170,6 @@
           <w:szCs w:val="48"/>
         </w:rPr>
       </w:pPr>
-      <w:proofErr w:type="gramStart"/>
       <w:r>
         <w:rPr>
           <w:b/>
@@ -1783,7 +1180,6 @@
         </w:rPr>
         <w:t>OUTPUTS :</w:t>
       </w:r>
-      <w:proofErr w:type="gramEnd"/>
       <w:r>
         <w:rPr>
           <w:b/>
@@ -1815,6 +1211,7 @@
           <w:sz w:val="48"/>
           <w:szCs w:val="48"/>
         </w:rPr>
+        <w:lastRenderedPageBreak/>
         <w:drawing>
           <wp:inline distT="0" distB="0" distL="0" distR="0" wp14:anchorId="1BEAEF75" wp14:editId="2E92AF57">
             <wp:extent cx="7110730" cy="4420870"/>
@@ -1831,7 +1228,7 @@
                     <pic:cNvPicPr/>
                   </pic:nvPicPr>
                   <pic:blipFill>
-                    <a:blip r:embed="rId7">
+                    <a:blip r:embed="rId9">
                       <a:extLst>
                         <a:ext uri="{28A0092B-C50C-407E-A947-70E740481C1C}">
                           <a14:useLocalDpi xmlns:a14="http://schemas.microsoft.com/office/drawing/2010/main" val="0"/>
@@ -1894,7 +1291,7 @@
                     <pic:cNvPicPr/>
                   </pic:nvPicPr>
                   <pic:blipFill>
-                    <a:blip r:embed="rId8">
+                    <a:blip r:embed="rId10">
                       <a:extLst>
                         <a:ext uri="{28A0092B-C50C-407E-A947-70E740481C1C}">
                           <a14:useLocalDpi xmlns:a14="http://schemas.microsoft.com/office/drawing/2010/main" val="0"/>
@@ -1929,6 +1326,7 @@
           <w:sz w:val="48"/>
           <w:szCs w:val="48"/>
         </w:rPr>
+        <w:lastRenderedPageBreak/>
         <w:drawing>
           <wp:inline distT="0" distB="0" distL="0" distR="0" wp14:anchorId="73992505" wp14:editId="5B5FDBCF">
             <wp:extent cx="7110730" cy="5402580"/>
@@ -1945,7 +1343,7 @@
                     <pic:cNvPicPr/>
                   </pic:nvPicPr>
                   <pic:blipFill>
-                    <a:blip r:embed="rId9">
+                    <a:blip r:embed="rId11">
                       <a:extLst>
                         <a:ext uri="{28A0092B-C50C-407E-A947-70E740481C1C}">
                           <a14:useLocalDpi xmlns:a14="http://schemas.microsoft.com/office/drawing/2010/main" val="0"/>
@@ -1997,7 +1395,7 @@
                     <pic:cNvPicPr/>
                   </pic:nvPicPr>
                   <pic:blipFill>
-                    <a:blip r:embed="rId10">
+                    <a:blip r:embed="rId12">
                       <a:extLst>
                         <a:ext uri="{28A0092B-C50C-407E-A947-70E740481C1C}">
                           <a14:useLocalDpi xmlns:a14="http://schemas.microsoft.com/office/drawing/2010/main" val="0"/>
@@ -2024,6 +1422,10 @@
         </w:drawing>
       </w:r>
       <w:r>
+        <w:rPr>
+          <w:noProof/>
+        </w:rPr>
+        <w:lastRenderedPageBreak/>
         <w:drawing>
           <wp:inline distT="0" distB="0" distL="0" distR="0" wp14:anchorId="40AE14D5" wp14:editId="6585E1BE">
             <wp:extent cx="7110730" cy="5546090"/>
@@ -2040,7 +1442,7 @@
                     <pic:cNvPicPr/>
                   </pic:nvPicPr>
                   <pic:blipFill>
-                    <a:blip r:embed="rId11">
+                    <a:blip r:embed="rId13">
                       <a:extLst>
                         <a:ext uri="{28A0092B-C50C-407E-A947-70E740481C1C}">
                           <a14:useLocalDpi xmlns:a14="http://schemas.microsoft.com/office/drawing/2010/main" val="0"/>
@@ -2092,7 +1494,7 @@
                     <pic:cNvPicPr/>
                   </pic:nvPicPr>
                   <pic:blipFill>
-                    <a:blip r:embed="rId12">
+                    <a:blip r:embed="rId14">
                       <a:extLst>
                         <a:ext uri="{28A0092B-C50C-407E-A947-70E740481C1C}">
                           <a14:useLocalDpi xmlns:a14="http://schemas.microsoft.com/office/drawing/2010/main" val="0"/>
@@ -2127,6 +1529,7 @@
           <w:sz w:val="48"/>
           <w:szCs w:val="48"/>
         </w:rPr>
+        <w:lastRenderedPageBreak/>
         <w:drawing>
           <wp:inline distT="0" distB="0" distL="0" distR="0" wp14:anchorId="70267341" wp14:editId="09B6AA85">
             <wp:extent cx="7110730" cy="5022850"/>
@@ -2143,7 +1546,7 @@
                     <pic:cNvPicPr/>
                   </pic:nvPicPr>
                   <pic:blipFill>
-                    <a:blip r:embed="rId13">
+                    <a:blip r:embed="rId15">
                       <a:extLst>
                         <a:ext uri="{28A0092B-C50C-407E-A947-70E740481C1C}">
                           <a14:useLocalDpi xmlns:a14="http://schemas.microsoft.com/office/drawing/2010/main" val="0"/>
@@ -2195,7 +1598,7 @@
                     <pic:cNvPicPr/>
                   </pic:nvPicPr>
                   <pic:blipFill>
-                    <a:blip r:embed="rId14">
+                    <a:blip r:embed="rId16">
                       <a:extLst>
                         <a:ext uri="{28A0092B-C50C-407E-A947-70E740481C1C}">
                           <a14:useLocalDpi xmlns:a14="http://schemas.microsoft.com/office/drawing/2010/main" val="0"/>
@@ -2230,6 +1633,7 @@
           <w:sz w:val="48"/>
           <w:szCs w:val="48"/>
         </w:rPr>
+        <w:lastRenderedPageBreak/>
         <w:drawing>
           <wp:inline distT="0" distB="0" distL="0" distR="0" wp14:anchorId="02F3AA3B" wp14:editId="4E567936">
             <wp:extent cx="7110730" cy="4663440"/>
@@ -2246,7 +1650,7 @@
                     <pic:cNvPicPr/>
                   </pic:nvPicPr>
                   <pic:blipFill>
-                    <a:blip r:embed="rId15">
+                    <a:blip r:embed="rId17">
                       <a:extLst>
                         <a:ext uri="{28A0092B-C50C-407E-A947-70E740481C1C}">
                           <a14:useLocalDpi xmlns:a14="http://schemas.microsoft.com/office/drawing/2010/main" val="0"/>
@@ -2298,7 +1702,7 @@
                     <pic:cNvPicPr/>
                   </pic:nvPicPr>
                   <pic:blipFill>
-                    <a:blip r:embed="rId16">
+                    <a:blip r:embed="rId18">
                       <a:extLst>
                         <a:ext uri="{28A0092B-C50C-407E-A947-70E740481C1C}">
                           <a14:useLocalDpi xmlns:a14="http://schemas.microsoft.com/office/drawing/2010/main" val="0"/>
@@ -2325,7 +1729,110 @@
         </w:drawing>
       </w:r>
     </w:p>
+    <w:p>
+      <w:pPr>
+        <w:rPr>
+          <w:b/>
+          <w:bCs/>
+          <w:color w:val="EE0000"/>
+          <w:sz w:val="48"/>
+          <w:szCs w:val="48"/>
+        </w:rPr>
+      </w:pPr>
+      <w:r>
+        <w:rPr>
+          <w:b/>
+          <w:bCs/>
+          <w:color w:val="EE0000"/>
+          <w:sz w:val="48"/>
+          <w:szCs w:val="48"/>
+        </w:rPr>
+        <w:lastRenderedPageBreak/>
+        <w:t>GitHub Repository Link</w:t>
+      </w:r>
+    </w:p>
+    <w:p>
+      <w:pPr>
+        <w:rPr>
+          <w:b/>
+          <w:bCs/>
+          <w:color w:val="EE0000"/>
+          <w:sz w:val="48"/>
+          <w:szCs w:val="48"/>
+        </w:rPr>
+      </w:pPr>
+      <w:r>
+        <w:rPr>
+          <w:b/>
+          <w:bCs/>
+          <w:color w:val="EE0000"/>
+          <w:sz w:val="48"/>
+          <w:szCs w:val="48"/>
+        </w:rPr>
+        <w:t>The complete source code for this experiment is available in the following GitHub repository:</w:t>
+      </w:r>
+    </w:p>
+    <w:p>
+      <w:pPr>
+        <w:rPr>
+          <w:b/>
+          <w:bCs/>
+          <w:color w:val="EE0000"/>
+          <w:sz w:val="48"/>
+          <w:szCs w:val="48"/>
+        </w:rPr>
+      </w:pPr>
+      <w:r>
+        <w:rPr>
+          <w:b/>
+          <w:bCs/>
+          <w:color w:val="EE0000"/>
+          <w:sz w:val="48"/>
+          <w:szCs w:val="48"/>
+        </w:rPr>
+        <w:t>Repository:</w:t>
+      </w:r>
+      <w:r>
+        <w:rPr>
+          <w:b/>
+          <w:bCs/>
+          <w:color w:val="EE0000"/>
+          <w:sz w:val="48"/>
+          <w:szCs w:val="48"/>
+        </w:rPr>
+        <w:br/>
+      </w:r>
+      <w:hyperlink r:id="rId19" w:tgtFrame="_new" w:history="1">
+        <w:r>
+          <w:rPr>
+            <w:rStyle w:val="Hyperlink"/>
+            <w:b/>
+            <w:bCs/>
+            <w:sz w:val="48"/>
+            <w:szCs w:val="48"/>
+          </w:rPr>
+          <w:t>https://github.com/Hareesh-Reddy-9126/2400090155_FSAD_SKILL_11.git</w:t>
+        </w:r>
+      </w:hyperlink>
+    </w:p>
+    <w:p>
+      <w:pPr>
+        <w:rPr>
+          <w:b/>
+          <w:bCs/>
+          <w:color w:val="EE0000"/>
+          <w:sz w:val="48"/>
+          <w:szCs w:val="48"/>
+        </w:rPr>
+      </w:pPr>
+    </w:p>
     <w:sectPr>
+      <w:headerReference w:type="even" r:id="rId20"/>
+      <w:headerReference w:type="default" r:id="rId21"/>
+      <w:footerReference w:type="even" r:id="rId22"/>
+      <w:footerReference w:type="default" r:id="rId23"/>
+      <w:headerReference w:type="first" r:id="rId24"/>
+      <w:footerReference w:type="first" r:id="rId25"/>
       <w:pgSz w:w="11906" w:h="16838"/>
       <w:pgMar w:top="142" w:right="282" w:bottom="284" w:left="426" w:header="708" w:footer="708" w:gutter="0"/>
       <w:cols w:space="708"/>
@@ -2333,6 +1840,116 @@
     </w:sectPr>
   </w:body>
 </w:document>
+</file>
+
+<file path=word/endnotes.xml><?xml version="1.0" encoding="utf-8"?>
+<w:endnotes xmlns:wpc="http://schemas.microsoft.com/office/word/2010/wordprocessingCanvas" xmlns:cx="http://schemas.microsoft.com/office/drawing/2014/chartex" xmlns:cx1="http://schemas.microsoft.com/office/drawing/2015/9/8/chartex" xmlns:cx2="http://schemas.microsoft.com/office/drawing/2015/10/21/chartex" xmlns:cx3="http://schemas.microsoft.com/office/drawing/2016/5/9/chartex" xmlns:cx4="http://schemas.microsoft.com/office/drawing/2016/5/10/chartex" xmlns:cx5="http://schemas.microsoft.com/office/drawing/2016/5/11/chartex" xmlns:cx6="http://schemas.microsoft.com/office/drawing/2016/5/12/chartex" xmlns:cx7="http://schemas.microsoft.com/office/drawing/2016/5/13/chartex" xmlns:cx8="http://schemas.microsoft.com/office/drawing/2016/5/14/chartex" xmlns:mc="http://schemas.openxmlformats.org/markup-compatibility/2006" xmlns:aink="http://schemas.microsoft.com/office/drawing/2016/ink" xmlns:am3d="http://schemas.microsoft.com/office/drawing/2017/model3d" xmlns:o="urn:schemas-microsoft-com:office:office" xmlns:oel="http://schemas.microsoft.com/office/2019/extlst" xmlns:r="http://schemas.openxmlformats.org/officeDocument/2006/relationships" xmlns:m="http://schemas.openxmlformats.org/officeDocument/2006/math" xmlns:v="urn:schemas-microsoft-com:vml" xmlns:wp14="http://schemas.microsoft.com/office/word/2010/wordprocessingDrawing" xmlns:wp="http://schemas.openxmlformats.org/drawingml/2006/wordprocessingDrawing" xmlns:w10="urn:schemas-microsoft-com:office:word" xmlns:w="http://schemas.openxmlformats.org/wordprocessingml/2006/main" xmlns:w14="http://schemas.microsoft.com/office/word/2010/wordml" xmlns:w15="http://schemas.microsoft.com/office/word/2012/wordml" xmlns:w16cex="http://schemas.microsoft.com/office/word/2018/wordml/cex" xmlns:w16cid="http://schemas.microsoft.com/office/word/2016/wordml/cid" xmlns:w16="http://schemas.microsoft.com/office/word/2018/wordml" xmlns:w16du="http://schemas.microsoft.com/office/word/2023/wordml/word16du" xmlns:w16sdtdh="http://schemas.microsoft.com/office/word/2020/wordml/sdtdatahash" xmlns:w16sdtfl="http://schemas.microsoft.com/office/word/2024/wordml/sdtformatlock" xmlns:w16se="http://schemas.microsoft.com/office/word/2015/wordml/symex" xmlns:wpg="http://schemas.microsoft.com/office/word/2010/wordprocessingGroup" xmlns:wpi="http://schemas.microsoft.com/office/word/2010/wordprocessingInk" xmlns:wne="http://schemas.microsoft.com/office/word/2006/wordml" xmlns:wps="http://schemas.microsoft.com/office/word/2010/wordprocessingShape" mc:Ignorable="w14 w15 w16se w16cid w16 w16cex w16sdtdh w16sdtfl w16du wp14">
+  <w:endnote w:type="separator" w:id="-1">
+    <w:p>
+      <w:pPr>
+        <w:spacing w:after="0" w:line="240" w:lineRule="auto"/>
+      </w:pPr>
+      <w:r>
+        <w:separator/>
+      </w:r>
+    </w:p>
+  </w:endnote>
+  <w:endnote w:type="continuationSeparator" w:id="0">
+    <w:p>
+      <w:pPr>
+        <w:spacing w:after="0" w:line="240" w:lineRule="auto"/>
+      </w:pPr>
+      <w:r>
+        <w:continuationSeparator/>
+      </w:r>
+    </w:p>
+  </w:endnote>
+</w:endnotes>
+</file>
+
+<file path=word/footer1.xml><?xml version="1.0" encoding="utf-8"?>
+<w:ftr xmlns:wpc="http://schemas.microsoft.com/office/word/2010/wordprocessingCanvas" xmlns:cx="http://schemas.microsoft.com/office/drawing/2014/chartex" xmlns:cx1="http://schemas.microsoft.com/office/drawing/2015/9/8/chartex" xmlns:cx2="http://schemas.microsoft.com/office/drawing/2015/10/21/chartex" xmlns:cx3="http://schemas.microsoft.com/office/drawing/2016/5/9/chartex" xmlns:cx4="http://schemas.microsoft.com/office/drawing/2016/5/10/chartex" xmlns:cx5="http://schemas.microsoft.com/office/drawing/2016/5/11/chartex" xmlns:cx6="http://schemas.microsoft.com/office/drawing/2016/5/12/chartex" xmlns:cx7="http://schemas.microsoft.com/office/drawing/2016/5/13/chartex" xmlns:cx8="http://schemas.microsoft.com/office/drawing/2016/5/14/chartex" xmlns:mc="http://schemas.openxmlformats.org/markup-compatibility/2006" xmlns:aink="http://schemas.microsoft.com/office/drawing/2016/ink" xmlns:am3d="http://schemas.microsoft.com/office/drawing/2017/model3d" xmlns:o="urn:schemas-microsoft-com:office:office" xmlns:oel="http://schemas.microsoft.com/office/2019/extlst" xmlns:r="http://schemas.openxmlformats.org/officeDocument/2006/relationships" xmlns:m="http://schemas.openxmlformats.org/officeDocument/2006/math" xmlns:v="urn:schemas-microsoft-com:vml" xmlns:wp14="http://schemas.microsoft.com/office/word/2010/wordprocessingDrawing" xmlns:wp="http://schemas.openxmlformats.org/drawingml/2006/wordprocessingDrawing" xmlns:w10="urn:schemas-microsoft-com:office:word" xmlns:w="http://schemas.openxmlformats.org/wordprocessingml/2006/main" xmlns:w14="http://schemas.microsoft.com/office/word/2010/wordml" xmlns:w15="http://schemas.microsoft.com/office/word/2012/wordml" xmlns:w16cex="http://schemas.microsoft.com/office/word/2018/wordml/cex" xmlns:w16cid="http://schemas.microsoft.com/office/word/2016/wordml/cid" xmlns:w16="http://schemas.microsoft.com/office/word/2018/wordml" xmlns:w16du="http://schemas.microsoft.com/office/word/2023/wordml/word16du" xmlns:w16sdtdh="http://schemas.microsoft.com/office/word/2020/wordml/sdtdatahash" xmlns:w16sdtfl="http://schemas.microsoft.com/office/word/2024/wordml/sdtformatlock" xmlns:w16se="http://schemas.microsoft.com/office/word/2015/wordml/symex" xmlns:wpg="http://schemas.microsoft.com/office/word/2010/wordprocessingGroup" xmlns:wpi="http://schemas.microsoft.com/office/word/2010/wordprocessingInk" xmlns:wne="http://schemas.microsoft.com/office/word/2006/wordml" xmlns:wps="http://schemas.microsoft.com/office/word/2010/wordprocessingShape" mc:Ignorable="w14 w15 w16se w16cid w16 w16cex w16sdtdh w16sdtfl w16du wp14">
+  <w:p>
+    <w:pPr>
+      <w:pStyle w:val="Footer"/>
+    </w:pPr>
+  </w:p>
+</w:ftr>
+</file>
+
+<file path=word/footer2.xml><?xml version="1.0" encoding="utf-8"?>
+<w:ftr xmlns:wpc="http://schemas.microsoft.com/office/word/2010/wordprocessingCanvas" xmlns:cx="http://schemas.microsoft.com/office/drawing/2014/chartex" xmlns:cx1="http://schemas.microsoft.com/office/drawing/2015/9/8/chartex" xmlns:cx2="http://schemas.microsoft.com/office/drawing/2015/10/21/chartex" xmlns:cx3="http://schemas.microsoft.com/office/drawing/2016/5/9/chartex" xmlns:cx4="http://schemas.microsoft.com/office/drawing/2016/5/10/chartex" xmlns:cx5="http://schemas.microsoft.com/office/drawing/2016/5/11/chartex" xmlns:cx6="http://schemas.microsoft.com/office/drawing/2016/5/12/chartex" xmlns:cx7="http://schemas.microsoft.com/office/drawing/2016/5/13/chartex" xmlns:cx8="http://schemas.microsoft.com/office/drawing/2016/5/14/chartex" xmlns:mc="http://schemas.openxmlformats.org/markup-compatibility/2006" xmlns:aink="http://schemas.microsoft.com/office/drawing/2016/ink" xmlns:am3d="http://schemas.microsoft.com/office/drawing/2017/model3d" xmlns:o="urn:schemas-microsoft-com:office:office" xmlns:oel="http://schemas.microsoft.com/office/2019/extlst" xmlns:r="http://schemas.openxmlformats.org/officeDocument/2006/relationships" xmlns:m="http://schemas.openxmlformats.org/officeDocument/2006/math" xmlns:v="urn:schemas-microsoft-com:vml" xmlns:wp14="http://schemas.microsoft.com/office/word/2010/wordprocessingDrawing" xmlns:wp="http://schemas.openxmlformats.org/drawingml/2006/wordprocessingDrawing" xmlns:w10="urn:schemas-microsoft-com:office:word" xmlns:w="http://schemas.openxmlformats.org/wordprocessingml/2006/main" xmlns:w14="http://schemas.microsoft.com/office/word/2010/wordml" xmlns:w15="http://schemas.microsoft.com/office/word/2012/wordml" xmlns:w16cex="http://schemas.microsoft.com/office/word/2018/wordml/cex" xmlns:w16cid="http://schemas.microsoft.com/office/word/2016/wordml/cid" xmlns:w16="http://schemas.microsoft.com/office/word/2018/wordml" xmlns:w16du="http://schemas.microsoft.com/office/word/2023/wordml/word16du" xmlns:w16sdtdh="http://schemas.microsoft.com/office/word/2020/wordml/sdtdatahash" xmlns:w16sdtfl="http://schemas.microsoft.com/office/word/2024/wordml/sdtformatlock" xmlns:w16se="http://schemas.microsoft.com/office/word/2015/wordml/symex" xmlns:wpg="http://schemas.microsoft.com/office/word/2010/wordprocessingGroup" xmlns:wpi="http://schemas.microsoft.com/office/word/2010/wordprocessingInk" xmlns:wne="http://schemas.microsoft.com/office/word/2006/wordml" xmlns:wps="http://schemas.microsoft.com/office/word/2010/wordprocessingShape" mc:Ignorable="w14 w15 w16se w16cid w16 w16cex w16sdtdh w16sdtfl w16du wp14">
+  <w:p>
+    <w:pPr>
+      <w:pStyle w:val="Footer"/>
+    </w:pPr>
+  </w:p>
+</w:ftr>
+</file>
+
+<file path=word/footer3.xml><?xml version="1.0" encoding="utf-8"?>
+<w:ftr xmlns:wpc="http://schemas.microsoft.com/office/word/2010/wordprocessingCanvas" xmlns:cx="http://schemas.microsoft.com/office/drawing/2014/chartex" xmlns:cx1="http://schemas.microsoft.com/office/drawing/2015/9/8/chartex" xmlns:cx2="http://schemas.microsoft.com/office/drawing/2015/10/21/chartex" xmlns:cx3="http://schemas.microsoft.com/office/drawing/2016/5/9/chartex" xmlns:cx4="http://schemas.microsoft.com/office/drawing/2016/5/10/chartex" xmlns:cx5="http://schemas.microsoft.com/office/drawing/2016/5/11/chartex" xmlns:cx6="http://schemas.microsoft.com/office/drawing/2016/5/12/chartex" xmlns:cx7="http://schemas.microsoft.com/office/drawing/2016/5/13/chartex" xmlns:cx8="http://schemas.microsoft.com/office/drawing/2016/5/14/chartex" xmlns:mc="http://schemas.openxmlformats.org/markup-compatibility/2006" xmlns:aink="http://schemas.microsoft.com/office/drawing/2016/ink" xmlns:am3d="http://schemas.microsoft.com/office/drawing/2017/model3d" xmlns:o="urn:schemas-microsoft-com:office:office" xmlns:oel="http://schemas.microsoft.com/office/2019/extlst" xmlns:r="http://schemas.openxmlformats.org/officeDocument/2006/relationships" xmlns:m="http://schemas.openxmlformats.org/officeDocument/2006/math" xmlns:v="urn:schemas-microsoft-com:vml" xmlns:wp14="http://schemas.microsoft.com/office/word/2010/wordprocessingDrawing" xmlns:wp="http://schemas.openxmlformats.org/drawingml/2006/wordprocessingDrawing" xmlns:w10="urn:schemas-microsoft-com:office:word" xmlns:w="http://schemas.openxmlformats.org/wordprocessingml/2006/main" xmlns:w14="http://schemas.microsoft.com/office/word/2010/wordml" xmlns:w15="http://schemas.microsoft.com/office/word/2012/wordml" xmlns:w16cex="http://schemas.microsoft.com/office/word/2018/wordml/cex" xmlns:w16cid="http://schemas.microsoft.com/office/word/2016/wordml/cid" xmlns:w16="http://schemas.microsoft.com/office/word/2018/wordml" xmlns:w16du="http://schemas.microsoft.com/office/word/2023/wordml/word16du" xmlns:w16sdtdh="http://schemas.microsoft.com/office/word/2020/wordml/sdtdatahash" xmlns:w16sdtfl="http://schemas.microsoft.com/office/word/2024/wordml/sdtformatlock" xmlns:w16se="http://schemas.microsoft.com/office/word/2015/wordml/symex" xmlns:wpg="http://schemas.microsoft.com/office/word/2010/wordprocessingGroup" xmlns:wpi="http://schemas.microsoft.com/office/word/2010/wordprocessingInk" xmlns:wne="http://schemas.microsoft.com/office/word/2006/wordml" xmlns:wps="http://schemas.microsoft.com/office/word/2010/wordprocessingShape" mc:Ignorable="w14 w15 w16se w16cid w16 w16cex w16sdtdh w16sdtfl w16du wp14">
+  <w:p>
+    <w:pPr>
+      <w:pStyle w:val="Footer"/>
+    </w:pPr>
+  </w:p>
+</w:ftr>
+</file>
+
+<file path=word/footnotes.xml><?xml version="1.0" encoding="utf-8"?>
+<w:footnotes xmlns:wpc="http://schemas.microsoft.com/office/word/2010/wordprocessingCanvas" xmlns:cx="http://schemas.microsoft.com/office/drawing/2014/chartex" xmlns:cx1="http://schemas.microsoft.com/office/drawing/2015/9/8/chartex" xmlns:cx2="http://schemas.microsoft.com/office/drawing/2015/10/21/chartex" xmlns:cx3="http://schemas.microsoft.com/office/drawing/2016/5/9/chartex" xmlns:cx4="http://schemas.microsoft.com/office/drawing/2016/5/10/chartex" xmlns:cx5="http://schemas.microsoft.com/office/drawing/2016/5/11/chartex" xmlns:cx6="http://schemas.microsoft.com/office/drawing/2016/5/12/chartex" xmlns:cx7="http://schemas.microsoft.com/office/drawing/2016/5/13/chartex" xmlns:cx8="http://schemas.microsoft.com/office/drawing/2016/5/14/chartex" xmlns:mc="http://schemas.openxmlformats.org/markup-compatibility/2006" xmlns:aink="http://schemas.microsoft.com/office/drawing/2016/ink" xmlns:am3d="http://schemas.microsoft.com/office/drawing/2017/model3d" xmlns:o="urn:schemas-microsoft-com:office:office" xmlns:oel="http://schemas.microsoft.com/office/2019/extlst" xmlns:r="http://schemas.openxmlformats.org/officeDocument/2006/relationships" xmlns:m="http://schemas.openxmlformats.org/officeDocument/2006/math" xmlns:v="urn:schemas-microsoft-com:vml" xmlns:wp14="http://schemas.microsoft.com/office/word/2010/wordprocessingDrawing" xmlns:wp="http://schemas.openxmlformats.org/drawingml/2006/wordprocessingDrawing" xmlns:w10="urn:schemas-microsoft-com:office:word" xmlns:w="http://schemas.openxmlformats.org/wordprocessingml/2006/main" xmlns:w14="http://schemas.microsoft.com/office/word/2010/wordml" xmlns:w15="http://schemas.microsoft.com/office/word/2012/wordml" xmlns:w16cex="http://schemas.microsoft.com/office/word/2018/wordml/cex" xmlns:w16cid="http://schemas.microsoft.com/office/word/2016/wordml/cid" xmlns:w16="http://schemas.microsoft.com/office/word/2018/wordml" xmlns:w16du="http://schemas.microsoft.com/office/word/2023/wordml/word16du" xmlns:w16sdtdh="http://schemas.microsoft.com/office/word/2020/wordml/sdtdatahash" xmlns:w16sdtfl="http://schemas.microsoft.com/office/word/2024/wordml/sdtformatlock" xmlns:w16se="http://schemas.microsoft.com/office/word/2015/wordml/symex" xmlns:wpg="http://schemas.microsoft.com/office/word/2010/wordprocessingGroup" xmlns:wpi="http://schemas.microsoft.com/office/word/2010/wordprocessingInk" xmlns:wne="http://schemas.microsoft.com/office/word/2006/wordml" xmlns:wps="http://schemas.microsoft.com/office/word/2010/wordprocessingShape" mc:Ignorable="w14 w15 w16se w16cid w16 w16cex w16sdtdh w16sdtfl w16du wp14">
+  <w:footnote w:type="separator" w:id="-1">
+    <w:p>
+      <w:pPr>
+        <w:spacing w:after="0" w:line="240" w:lineRule="auto"/>
+      </w:pPr>
+      <w:r>
+        <w:separator/>
+      </w:r>
+    </w:p>
+  </w:footnote>
+  <w:footnote w:type="continuationSeparator" w:id="0">
+    <w:p>
+      <w:pPr>
+        <w:spacing w:after="0" w:line="240" w:lineRule="auto"/>
+      </w:pPr>
+      <w:r>
+        <w:continuationSeparator/>
+      </w:r>
+    </w:p>
+  </w:footnote>
+</w:footnotes>
+</file>
+
+<file path=word/header1.xml><?xml version="1.0" encoding="utf-8"?>
+<w:hdr xmlns:wpc="http://schemas.microsoft.com/office/word/2010/wordprocessingCanvas" xmlns:cx="http://schemas.microsoft.com/office/drawing/2014/chartex" xmlns:cx1="http://schemas.microsoft.com/office/drawing/2015/9/8/chartex" xmlns:cx2="http://schemas.microsoft.com/office/drawing/2015/10/21/chartex" xmlns:cx3="http://schemas.microsoft.com/office/drawing/2016/5/9/chartex" xmlns:cx4="http://schemas.microsoft.com/office/drawing/2016/5/10/chartex" xmlns:cx5="http://schemas.microsoft.com/office/drawing/2016/5/11/chartex" xmlns:cx6="http://schemas.microsoft.com/office/drawing/2016/5/12/chartex" xmlns:cx7="http://schemas.microsoft.com/office/drawing/2016/5/13/chartex" xmlns:cx8="http://schemas.microsoft.com/office/drawing/2016/5/14/chartex" xmlns:mc="http://schemas.openxmlformats.org/markup-compatibility/2006" xmlns:aink="http://schemas.microsoft.com/office/drawing/2016/ink" xmlns:am3d="http://schemas.microsoft.com/office/drawing/2017/model3d" xmlns:o="urn:schemas-microsoft-com:office:office" xmlns:oel="http://schemas.microsoft.com/office/2019/extlst" xmlns:r="http://schemas.openxmlformats.org/officeDocument/2006/relationships" xmlns:m="http://schemas.openxmlformats.org/officeDocument/2006/math" xmlns:v="urn:schemas-microsoft-com:vml" xmlns:wp14="http://schemas.microsoft.com/office/word/2010/wordprocessingDrawing" xmlns:wp="http://schemas.openxmlformats.org/drawingml/2006/wordprocessingDrawing" xmlns:w10="urn:schemas-microsoft-com:office:word" xmlns:w="http://schemas.openxmlformats.org/wordprocessingml/2006/main" xmlns:w14="http://schemas.microsoft.com/office/word/2010/wordml" xmlns:w15="http://schemas.microsoft.com/office/word/2012/wordml" xmlns:w16cex="http://schemas.microsoft.com/office/word/2018/wordml/cex" xmlns:w16cid="http://schemas.microsoft.com/office/word/2016/wordml/cid" xmlns:w16="http://schemas.microsoft.com/office/word/2018/wordml" xmlns:w16du="http://schemas.microsoft.com/office/word/2023/wordml/word16du" xmlns:w16sdtdh="http://schemas.microsoft.com/office/word/2020/wordml/sdtdatahash" xmlns:w16sdtfl="http://schemas.microsoft.com/office/word/2024/wordml/sdtformatlock" xmlns:w16se="http://schemas.microsoft.com/office/word/2015/wordml/symex" xmlns:wpg="http://schemas.microsoft.com/office/word/2010/wordprocessingGroup" xmlns:wpi="http://schemas.microsoft.com/office/word/2010/wordprocessingInk" xmlns:wne="http://schemas.microsoft.com/office/word/2006/wordml" xmlns:wps="http://schemas.microsoft.com/office/word/2010/wordprocessingShape" mc:Ignorable="w14 w15 w16se w16cid w16 w16cex w16sdtdh w16sdtfl w16du wp14">
+  <w:p>
+    <w:pPr>
+      <w:pStyle w:val="Header"/>
+    </w:pPr>
+  </w:p>
+</w:hdr>
+</file>
+
+<file path=word/header2.xml><?xml version="1.0" encoding="utf-8"?>
+<w:hdr xmlns:wpc="http://schemas.microsoft.com/office/word/2010/wordprocessingCanvas" xmlns:cx="http://schemas.microsoft.com/office/drawing/2014/chartex" xmlns:cx1="http://schemas.microsoft.com/office/drawing/2015/9/8/chartex" xmlns:cx2="http://schemas.microsoft.com/office/drawing/2015/10/21/chartex" xmlns:cx3="http://schemas.microsoft.com/office/drawing/2016/5/9/chartex" xmlns:cx4="http://schemas.microsoft.com/office/drawing/2016/5/10/chartex" xmlns:cx5="http://schemas.microsoft.com/office/drawing/2016/5/11/chartex" xmlns:cx6="http://schemas.microsoft.com/office/drawing/2016/5/12/chartex" xmlns:cx7="http://schemas.microsoft.com/office/drawing/2016/5/13/chartex" xmlns:cx8="http://schemas.microsoft.com/office/drawing/2016/5/14/chartex" xmlns:mc="http://schemas.openxmlformats.org/markup-compatibility/2006" xmlns:aink="http://schemas.microsoft.com/office/drawing/2016/ink" xmlns:am3d="http://schemas.microsoft.com/office/drawing/2017/model3d" xmlns:o="urn:schemas-microsoft-com:office:office" xmlns:oel="http://schemas.microsoft.com/office/2019/extlst" xmlns:r="http://schemas.openxmlformats.org/officeDocument/2006/relationships" xmlns:m="http://schemas.openxmlformats.org/officeDocument/2006/math" xmlns:v="urn:schemas-microsoft-com:vml" xmlns:wp14="http://schemas.microsoft.com/office/word/2010/wordprocessingDrawing" xmlns:wp="http://schemas.openxmlformats.org/drawingml/2006/wordprocessingDrawing" xmlns:w10="urn:schemas-microsoft-com:office:word" xmlns:w="http://schemas.openxmlformats.org/wordprocessingml/2006/main" xmlns:w14="http://schemas.microsoft.com/office/word/2010/wordml" xmlns:w15="http://schemas.microsoft.com/office/word/2012/wordml" xmlns:w16cex="http://schemas.microsoft.com/office/word/2018/wordml/cex" xmlns:w16cid="http://schemas.microsoft.com/office/word/2016/wordml/cid" xmlns:w16="http://schemas.microsoft.com/office/word/2018/wordml" xmlns:w16du="http://schemas.microsoft.com/office/word/2023/wordml/word16du" xmlns:w16sdtdh="http://schemas.microsoft.com/office/word/2020/wordml/sdtdatahash" xmlns:w16sdtfl="http://schemas.microsoft.com/office/word/2024/wordml/sdtformatlock" xmlns:w16se="http://schemas.microsoft.com/office/word/2015/wordml/symex" xmlns:wpg="http://schemas.microsoft.com/office/word/2010/wordprocessingGroup" xmlns:wpi="http://schemas.microsoft.com/office/word/2010/wordprocessingInk" xmlns:wne="http://schemas.microsoft.com/office/word/2006/wordml" xmlns:wps="http://schemas.microsoft.com/office/word/2010/wordprocessingShape" mc:Ignorable="w14 w15 w16se w16cid w16 w16cex w16sdtdh w16sdtfl w16du wp14">
+  <w:p>
+    <w:pPr>
+      <w:pStyle w:val="Header"/>
+    </w:pPr>
+  </w:p>
+</w:hdr>
+</file>
+
+<file path=word/header3.xml><?xml version="1.0" encoding="utf-8"?>
+<w:hdr xmlns:wpc="http://schemas.microsoft.com/office/word/2010/wordprocessingCanvas" xmlns:cx="http://schemas.microsoft.com/office/drawing/2014/chartex" xmlns:cx1="http://schemas.microsoft.com/office/drawing/2015/9/8/chartex" xmlns:cx2="http://schemas.microsoft.com/office/drawing/2015/10/21/chartex" xmlns:cx3="http://schemas.microsoft.com/office/drawing/2016/5/9/chartex" xmlns:cx4="http://schemas.microsoft.com/office/drawing/2016/5/10/chartex" xmlns:cx5="http://schemas.microsoft.com/office/drawing/2016/5/11/chartex" xmlns:cx6="http://schemas.microsoft.com/office/drawing/2016/5/12/chartex" xmlns:cx7="http://schemas.microsoft.com/office/drawing/2016/5/13/chartex" xmlns:cx8="http://schemas.microsoft.com/office/drawing/2016/5/14/chartex" xmlns:mc="http://schemas.openxmlformats.org/markup-compatibility/2006" xmlns:aink="http://schemas.microsoft.com/office/drawing/2016/ink" xmlns:am3d="http://schemas.microsoft.com/office/drawing/2017/model3d" xmlns:o="urn:schemas-microsoft-com:office:office" xmlns:oel="http://schemas.microsoft.com/office/2019/extlst" xmlns:r="http://schemas.openxmlformats.org/officeDocument/2006/relationships" xmlns:m="http://schemas.openxmlformats.org/officeDocument/2006/math" xmlns:v="urn:schemas-microsoft-com:vml" xmlns:wp14="http://schemas.microsoft.com/office/word/2010/wordprocessingDrawing" xmlns:wp="http://schemas.openxmlformats.org/drawingml/2006/wordprocessingDrawing" xmlns:w10="urn:schemas-microsoft-com:office:word" xmlns:w="http://schemas.openxmlformats.org/wordprocessingml/2006/main" xmlns:w14="http://schemas.microsoft.com/office/word/2010/wordml" xmlns:w15="http://schemas.microsoft.com/office/word/2012/wordml" xmlns:w16cex="http://schemas.microsoft.com/office/word/2018/wordml/cex" xmlns:w16cid="http://schemas.microsoft.com/office/word/2016/wordml/cid" xmlns:w16="http://schemas.microsoft.com/office/word/2018/wordml" xmlns:w16du="http://schemas.microsoft.com/office/word/2023/wordml/word16du" xmlns:w16sdtdh="http://schemas.microsoft.com/office/word/2020/wordml/sdtdatahash" xmlns:w16sdtfl="http://schemas.microsoft.com/office/word/2024/wordml/sdtformatlock" xmlns:w16se="http://schemas.microsoft.com/office/word/2015/wordml/symex" xmlns:wpg="http://schemas.microsoft.com/office/word/2010/wordprocessingGroup" xmlns:wpi="http://schemas.microsoft.com/office/word/2010/wordprocessingInk" xmlns:wne="http://schemas.microsoft.com/office/word/2006/wordml" xmlns:wps="http://schemas.microsoft.com/office/word/2010/wordprocessingShape" mc:Ignorable="w14 w15 w16se w16cid w16 w16cex w16sdtdh w16sdtfl w16du wp14">
+  <w:p>
+    <w:pPr>
+      <w:pStyle w:val="Header"/>
+    </w:pPr>
+  </w:p>
+</w:hdr>
 </file>
 
 <file path=word/numbering.xml><?xml version="1.0" encoding="utf-8"?>
@@ -4616,6 +4233,7 @@
   <w:style w:type="character" w:default="1" w:styleId="DefaultParagraphFont">
     <w:name w:val="Default Paragraph Font"/>
     <w:uiPriority w:val="1"/>
+    <w:semiHidden/>
     <w:unhideWhenUsed/>
   </w:style>
   <w:style w:type="table" w:default="1" w:styleId="TableNormal">
@@ -4952,6 +4570,50 @@
       <w:shd w:val="clear" w:color="auto" w:fill="E1DFDD"/>
     </w:rPr>
   </w:style>
+  <w:style w:type="paragraph" w:styleId="Header">
+    <w:name w:val="header"/>
+    <w:basedOn w:val="Normal"/>
+    <w:link w:val="HeaderChar"/>
+    <w:uiPriority w:val="99"/>
+    <w:unhideWhenUsed/>
+    <w:rsid w:val="00E65D40"/>
+    <w:pPr>
+      <w:tabs>
+        <w:tab w:val="center" w:pos="4513"/>
+        <w:tab w:val="right" w:pos="9026"/>
+      </w:tabs>
+      <w:spacing w:after="0" w:line="240" w:lineRule="auto"/>
+    </w:pPr>
+  </w:style>
+  <w:style w:type="character" w:customStyle="1" w:styleId="HeaderChar">
+    <w:name w:val="Header Char"/>
+    <w:basedOn w:val="DefaultParagraphFont"/>
+    <w:link w:val="Header"/>
+    <w:uiPriority w:val="99"/>
+    <w:rsid w:val="00E65D40"/>
+  </w:style>
+  <w:style w:type="paragraph" w:styleId="Footer">
+    <w:name w:val="footer"/>
+    <w:basedOn w:val="Normal"/>
+    <w:link w:val="FooterChar"/>
+    <w:uiPriority w:val="99"/>
+    <w:unhideWhenUsed/>
+    <w:rsid w:val="00E65D40"/>
+    <w:pPr>
+      <w:tabs>
+        <w:tab w:val="center" w:pos="4513"/>
+        <w:tab w:val="right" w:pos="9026"/>
+      </w:tabs>
+      <w:spacing w:after="0" w:line="240" w:lineRule="auto"/>
+    </w:pPr>
+  </w:style>
+  <w:style w:type="character" w:customStyle="1" w:styleId="FooterChar">
+    <w:name w:val="Footer Char"/>
+    <w:basedOn w:val="DefaultParagraphFont"/>
+    <w:link w:val="Footer"/>
+    <w:uiPriority w:val="99"/>
+    <w:rsid w:val="00E65D40"/>
+  </w:style>
 </w:styles>
 </file>
 
